--- a/research/Dr_Bancroft_Marketing_Angles_v3.docx
+++ b/research/Dr_Bancroft_Marketing_Angles_v3.docx
@@ -729,7 +729,7 @@
         <w:pStyle w:val="ListBullet"/>
       </w:pPr>
       <w:r>
-        <w:t>"The box shouldn't smell better than the soap." (VOC-2730)</w:t>
+        <w:t>"The box shouldn't smell better than the soap." (adapted from VOC-2730)</w:t>
       </w:r>
     </w:p>
     <w:p>
